--- a/docs/template.docx
+++ b/docs/template.docx
@@ -138,7 +138,7 @@
                 <w:rFonts w:hint="cs"/>
                 <w:rtl/>
               </w:rPr>
-              <w:t xml:space="preserve">מספר לקוח </w:t>
+              <w:t xml:space="preserve">ת.ז </w:t>
             </w:r>
             <w:r>
               <w:t>{</w:t>

--- a/docs/template.docx
+++ b/docs/template.docx
@@ -1142,7 +1142,6 @@
           <w:tcPr>
             <w:tcW w:w="5877" w:type="dxa"/>
             <w:gridSpan w:val="8"/>
-            <w:shd w:val="clear" w:color="auto" w:fill="E7E6E6" w:themeFill="background2"/>
           </w:tcPr>
           <w:p>
             <w:pPr>
@@ -2026,7 +2025,6 @@
         <w:tc>
           <w:tcPr>
             <w:tcW w:w="5047" w:type="dxa"/>
-            <w:shd w:val="clear" w:color="auto" w:fill="E7E6E6" w:themeFill="background2"/>
           </w:tcPr>
           <w:p>
             <w:pPr>
@@ -2048,7 +2046,6 @@
           <w:tcPr>
             <w:tcW w:w="3249" w:type="dxa"/>
             <w:gridSpan w:val="2"/>
-            <w:shd w:val="clear" w:color="auto" w:fill="E7E6E6" w:themeFill="background2"/>
           </w:tcPr>
           <w:p>
             <w:pPr>
